--- a/static/media/qd_giam_sat.docx
+++ b/static/media/qd_giam_sat.docx
@@ -87,15 +87,15 @@
         <mc:AlternateContent>
           <mc:Choice Requires="wps">
             <w:drawing>
-              <wp:anchor distT="0" distB="0" distL="114300" distR="114300" simplePos="0" relativeHeight="251658240" behindDoc="0" locked="0" layoutInCell="1" allowOverlap="1" wp14:anchorId="12824D60" wp14:editId="35C7C1CE">
+              <wp:anchor distT="0" distB="0" distL="114300" distR="114300" simplePos="0" relativeHeight="251658240" behindDoc="0" locked="0" layoutInCell="1" allowOverlap="1" wp14:anchorId="12824D60" wp14:editId="665C4DE0">
                 <wp:simplePos x="0" y="0"/>
                 <wp:positionH relativeFrom="column">
-                  <wp:posOffset>3335020</wp:posOffset>
+                  <wp:posOffset>3061982</wp:posOffset>
                 </wp:positionH>
                 <wp:positionV relativeFrom="paragraph">
                   <wp:posOffset>208280</wp:posOffset>
                 </wp:positionV>
-                <wp:extent cx="1870364" cy="0"/>
+                <wp:extent cx="2489454" cy="0"/>
                 <wp:effectExtent l="0" t="0" r="0" b="0"/>
                 <wp:wrapNone/>
                 <wp:docPr id="3" name="Line 14"/>
@@ -111,7 +111,7 @@
                       <wps:spPr bwMode="auto">
                         <a:xfrm>
                           <a:off x="0" y="0"/>
-                          <a:ext cx="1870364" cy="0"/>
+                          <a:ext cx="2489454" cy="0"/>
                         </a:xfrm>
                         <a:prstGeom prst="line">
                           <a:avLst/>
@@ -148,7 +148,7 @@
           </mc:Choice>
           <mc:Fallback>
             <w:pict>
-              <v:line w14:anchorId="4C539CB1" id="Line 14" o:spid="_x0000_s1026" style="position:absolute;z-index:251658240;visibility:visible;mso-wrap-style:square;mso-width-percent:0;mso-height-percent:0;mso-wrap-distance-left:9pt;mso-wrap-distance-top:0;mso-wrap-distance-right:9pt;mso-wrap-distance-bottom:0;mso-position-horizontal:absolute;mso-position-horizontal-relative:text;mso-position-vertical:absolute;mso-position-vertical-relative:text;mso-width-percent:0;mso-height-percent:0;mso-width-relative:page;mso-height-relative:page" from="262.6pt,16.4pt" to="409.85pt,16.4pt" o:gfxdata="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"/>
+              <v:line w14:anchorId="27F496DF" id="Line 14" o:spid="_x0000_s1026" style="position:absolute;z-index:251658240;visibility:visible;mso-wrap-style:square;mso-width-percent:0;mso-height-percent:0;mso-wrap-distance-left:9pt;mso-wrap-distance-top:0;mso-wrap-distance-right:9pt;mso-wrap-distance-bottom:0;mso-position-horizontal:absolute;mso-position-horizontal-relative:text;mso-position-vertical:absolute;mso-position-vertical-relative:text;mso-width-percent:0;mso-height-percent:0;mso-width-relative:page;mso-height-relative:page" from="241.1pt,16.4pt" to="437.1pt,16.4pt" o:gfxdata="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"/>
             </w:pict>
           </mc:Fallback>
         </mc:AlternateContent>
@@ -888,26 +888,6 @@
           <w:sz w:val="28"/>
           <w:szCs w:val="28"/>
         </w:rPr>
-        <w:t>Căn cứ &lt;quy_trinh_ktra&gt; của Tổng cục Thuế về việc ban hành quy trình kiểm tra thuế;</w:t>
-      </w:r>
-    </w:p>
-    <w:p>
-      <w:pPr>
-        <w:spacing w:before="60"/>
-        <w:ind w:firstLine="567"/>
-        <w:jc w:val="both"/>
-        <w:rPr>
-          <w:i/>
-          <w:sz w:val="28"/>
-          <w:szCs w:val="28"/>
-        </w:rPr>
-      </w:pPr>
-      <w:r>
-        <w:rPr>
-          <w:i/>
-          <w:sz w:val="28"/>
-          <w:szCs w:val="28"/>
-        </w:rPr>
         <w:t>Căn cứ Quyết định số 1376/QĐ-CT ngày 30/6/2025 của Cục trưởng Cục Thuế ban hành quy định chức năng, nhiệm vụ, quyền hạn và cơ cấu tổ chức của Thuế tỉnh, thành phố thuộc Cục Thuế</w:t>
       </w:r>
       <w:r>
@@ -2205,7 +2185,6 @@
           <w:sz w:val="20"/>
           <w:lang w:val="nl-NL"/>
         </w:rPr>
-        <w:lastRenderedPageBreak/>
         <w:tab/>
       </w:r>
     </w:p>
